--- a/Cover_Letters/Shinoy_EUROCONTROL_Test_Coordinator_Cover_Letter.docx
+++ b/Cover_Letters/Shinoy_EUROCONTROL_Test_Coordinator_Cover_Letter.docx
@@ -14,7 +14,7 @@
     </w:p>
     <w:p>
       <w:r>
-        <w:t>September 25, 2026</w:t>
+        <w:t>October 16, 2026</w:t>
       </w:r>
     </w:p>
     <w:p>
@@ -35,7 +35,12 @@
     </w:p>
     <w:p>
       <w:r>
-        <w:t>Your Integration, Verification and Delivery Team focuses on maintaining robust system reliability and smooth release cycles, which aligns well with my background in QA automation and test coordination. Throughout my career working on complex banking platforms, I have spent a lot of time planning test scenarios, tracking defects, and working closely with developers to resolve integration issues before updates go live. I also use tools like Gemini Code Assist to help streamline test generation work when tackling large validation efforts.</w:t>
+        <w:t>Your Maastricht Upper Area Control Centre is looking for someone with a strong background in system-level testing and release management. In my recent role at Tata Consultancy Services, I planned and executed integration tests for complex financial baselines, tracked defects closely, and worked with SRE teams to resolve issues before releases went live. I also utilized tools like Gemini Code Assist to help streamline test generation and deployment scripts.</w:t>
+      </w:r>
+    </w:p>
+    <w:p>
+      <w:r>
+        <w:t>I am comfortable working in multicultural environments and bring solid experience in managing test data, writing technical documentation, and coordinating system updates. I would welcome the chance to support the Integration, Verification, and Delivery team in maintaining reliable air traffic management systems.</w:t>
       </w:r>
     </w:p>
     <w:p>
